--- a/docs/Pulse-Technical-Documentation.docx
+++ b/docs/Pulse-Technical-Documentation.docx
@@ -7639,6 +7639,318 @@
           <w:szCs w:val="22"/>
         </w:rPr>
         <w:t xml:space="preserve"> Nothing in the current scope calls for fan-in; the schema does not preclude adding it later via a join table.</w:t>
+      </w:r>
+    </w:p>
+    <w:p>
+      <w:pPr>
+        <w:pStyle w:val="Heading1"/>
+      </w:pPr>
+      <w:r>
+        <w:t>10. Outbound Webhook Delivery Engine with HMAC Signatures</w:t>
+      </w:r>
+    </w:p>
+    <w:p>
+      <w:r>
+        <w:t>Pulse provides an enterprise outbound webhook delivery engine that pushes real-time system events directly to customer-configured HTTP endpoints with cryptographic proof of authenticity, automated replay prevention, and server-side request forgery (SSRF) defense.</w:t>
+      </w:r>
+    </w:p>
+    <w:p>
+      <w:pPr>
+        <w:pStyle w:val="Heading2"/>
+      </w:pPr>
+      <w:r>
+        <w:t>10.1 Architecture &amp; Event Bridge</w:t>
+      </w:r>
+    </w:p>
+    <w:p>
+      <w:r>
+        <w:t>When platform lifecycle events occur (such as job completion, failure, or dead-letter escalation), the event bridge automatically evaluates active organization webhook subscriptions. Subscriptions support both wildcard (*) catch-all delivery and granular event filters (job.created, job.completed, job.failed, job.dead_letter, job.retried). Matching events create persistent WebhookDelivery records and enqueue asynchronous delivery tasks.</w:t>
+      </w:r>
+    </w:p>
+    <w:p>
+      <w:pPr>
+        <w:pStyle w:val="Heading2"/>
+      </w:pPr>
+      <w:r>
+        <w:t>10.2 Cryptographic HMAC-SHA256 Signatures</w:t>
+      </w:r>
+    </w:p>
+    <w:p>
+      <w:r>
+        <w:t>Each webhook subscription is provisioned with a cryptographically secure signing secret prefixed with whsec_ (24 random bytes). Payloads are signed across an envelope containing the UTC epoch timestamp and compact JSON payload. Receivers verify requests using the X-Pulse-Signature (v1=...) header and compare signatures using constant-time string equality. Replay attacks are rejected by enforcing a 300-second timestamp tolerance window.</w:t>
+      </w:r>
+    </w:p>
+    <w:p>
+      <w:pPr>
+        <w:pStyle w:val="Heading2"/>
+      </w:pPr>
+      <w:r>
+        <w:t>10.3 Pre-Flight SSRF Protection</w:t>
+      </w:r>
+    </w:p>
+    <w:p>
+      <w:r>
+        <w:t>Before any network socket is opened to an external target, destination URLs undergo strict DNS resolution and IP classification via validate_public_url. Requests targeting loopback (127.0.0.1, ::1), private RFC 1918 subnets (10.0.0.0/8, 172.16.0.0/12, 192.168.0.0/16), link-local addresses, and cloud instance metadata services (169.254.169.254) are rejected immediately and marked as failed without dispatching outbound packets.</w:t>
+      </w:r>
+    </w:p>
+    <w:p>
+      <w:pPr>
+        <w:pStyle w:val="Heading2"/>
+      </w:pPr>
+      <w:r>
+        <w:t>10.4 Execution Isolation &amp; Retry Policies</w:t>
+      </w:r>
+    </w:p>
+    <w:p>
+      <w:r>
+        <w:t>Outbound deliveries run exclusively on the internal management pool (pulse.internal), preventing external endpoint latency, network slowness, or server outages from consuming capacity on customer job execution pools (pulse.high, pulse.normal, pulse.low). Transient failures (HTTP 5xx and timeouts) trigger exponential backoff retries (5s, 25s, 125s), while deterministic client errors (HTTP 4xx) and SSRF violations fail immediately without retry.</w:t>
+      </w:r>
+    </w:p>
+    <w:p>
+      <w:pPr>
+        <w:pStyle w:val="Heading2"/>
+      </w:pPr>
+      <w:r>
+        <w:t>10.5 Persistent Auditing &amp; Prometheus Telemetry</w:t>
+      </w:r>
+    </w:p>
+    <w:p>
+      <w:r>
+        <w:t>All delivery attempts are recorded in PostgreSQL (webhook_deliveries) tracking HTTP status codes, truncated response bodies (capped at 2KB), network duration in milliseconds, attempt numbers, and error diagnostics. Delivery volume and latency are exported in Prometheus format via pulse_webhook_deliveries_total and pulse_webhook_delivery_duration_seconds. The operator dashboard (/webhooks) provides full subscription management, secret management, live test pinging, and delivery history logs.</w:t>
+      </w:r>
+    </w:p>
+    <w:p>
+      <w:pPr>
+        <w:pStyle w:val="Heading1"/>
+      </w:pPr>
+      <w:r>
+        <w:t>11. Multi-Parent Directed Acyclic Graph (DAG) Workflows</w:t>
+      </w:r>
+    </w:p>
+    <w:p>
+      <w:r>
+        <w:t>Pulse provides enterprise workflow orchestration supporting arbitrary Directed Acyclic Graphs (DAGs) with multi-parent fan-in (synchronization barriers), multi-child fan-out (parallel branching), complex diamond topologies, in-memory Depth-First Search (DFS) topological cycle detection, non-blocking join resolution, recursive cascading failure, and zero-downtime backward compatibility with legacy single-parent dependencies.</w:t>
+      </w:r>
+    </w:p>
+    <w:p>
+      <w:pPr>
+        <w:pStyle w:val="Heading2"/>
+      </w:pPr>
+      <w:r>
+        <w:t>11.1 Architecture &amp; Join Schema</w:t>
+      </w:r>
+    </w:p>
+    <w:p>
+      <w:r>
+        <w:t>Workflows are decoupled from the core jobs table into a normalized job_dependencies join table featuring a composite primary key (parent_job_id, child_job_id), indexed foreign keys, and cascading deletion constraints (ON DELETE CASCADE). Jobs declare dependencies during submission via depends_on_job_ids: list[str]. Backward compatibility is strictly maintained: Alembic migration e4f5a6b7c8d9 automatically backfilled existing single-parent depends_on_job_id references into job_dependencies, and the Job.parent_job_ids model property exposes both models transparently across the API.</w:t>
+      </w:r>
+    </w:p>
+    <w:p>
+      <w:pPr>
+        <w:pStyle w:val="Heading2"/>
+      </w:pPr>
+      <w:r>
+        <w:t>11.2 Topological Cycle Detection via DFS</w:t>
+      </w:r>
+    </w:p>
+    <w:p>
+      <w:r>
+        <w:t>Before committing any dependency edge, Pulse executes an in-memory Depth-First Search (detect_cycle_dfs) traversing downstream reachable nodes. If any proposed parent is reachable from the child, adding the dependency would close a directed loop. Self-loops (A -&gt; A), direct circular dependencies (A -&gt; B -&gt; A), and transitive multi-hop cycles (A -&gt; B -&gt; C -&gt; D -&gt; A) are rejected immediately with HTTP 400 Bad Request, returning explicit diagnostics illustrating the complete directed loop path and preventing distributed deadlocks.</w:t>
+      </w:r>
+    </w:p>
+    <w:p>
+      <w:pPr>
+        <w:pStyle w:val="Heading2"/>
+      </w:pPr>
+      <w:r>
+        <w:t>11.3 Non-Blocking Join Resolution (Fan-In Orchestration)</w:t>
+      </w:r>
+    </w:p>
+    <w:p>
+      <w:r>
+        <w:t>When a multi-parent child job is submitted, it enters the BLOCKED state. As prerequisite parent tasks finish execution, the completion handler (release_dag_dependents) inspects downstream dependents and evaluates the completion status of all prerequisites. Only when every parent job has reached the COMPLETED state does the child transition from BLOCKED to QUEUED and dispatch to Celery via dispatch_job(). Parallel execution branches run concurrently across priority worker pools without thread contention or blocking waits.</w:t>
+      </w:r>
+    </w:p>
+    <w:p>
+      <w:pPr>
+        <w:pStyle w:val="Heading2"/>
+      </w:pPr>
+      <w:r>
+        <w:t>11.4 Recursive Cascading Failure Semantics</w:t>
+      </w:r>
+    </w:p>
+    <w:p>
+      <w:r>
+        <w:t>If any upstream prerequisite permanently fails and exhausts all retries into DEAD_LETTER, downstream join tasks can never satisfy their required execution inputs. Pulse's recursive cascading failure engine (cascade_fail_dag_dependents) immediately traverses all direct and transitive downstream child jobs in BLOCKED status, transitioning them directly to DEAD_LETTER. Each cascaded failure records explicit provenance in DeadLetterJob.reason (e.g., Cascaded failure: prerequisite parent job &lt;id&gt; permanently failed), preventing dependent tasks from remaining indefinitely hung.</w:t>
+      </w:r>
+    </w:p>
+    <w:p>
+      <w:pPr>
+        <w:pStyle w:val="Heading2"/>
+      </w:pPr>
+      <w:r>
+        <w:t>11.5 DAG Graph Inspection &amp; Next.js Interactive Visualization</w:t>
+      </w:r>
+    </w:p>
+    <w:p>
+      <w:r>
+        <w:t>Pulse exposes workflow topology through dedicated REST endpoints GET /jobs/{id}/dag and GET /projects/{id}/dag, returning nodes with current execution statuses, queue tiers, and directed edges (from_id, to_id). In the Next.js operator console (/jobs/[id]), operators can inspect real-time prerequisite checklists, completion percentages, dependency tree hierarchies, and interactive directed graph topologies with status-coded visual indicators.</w:t>
+      </w:r>
+    </w:p>
+    <w:p>
+      <w:pPr>
+        <w:pStyle w:val="Heading1"/>
+      </w:pPr>
+      <w:r>
+        <w:t>12. Continuous Integration &amp; Multi-Architecture Container Delivery</w:t>
+      </w:r>
+    </w:p>
+    <w:p>
+      <w:r>
+        <w:t>Pulse enforces automated quality gates, database migration verification, end-to-end integration testing, full-stack compose smoke testing, and multi-architecture container artifact generation through an enterprise GitHub Actions CI/CD workflow (.github/workflows/ci.yml).</w:t>
+      </w:r>
+    </w:p>
+    <w:p>
+      <w:pPr>
+        <w:pStyle w:val="Heading2"/>
+      </w:pPr>
+      <w:r>
+        <w:t>12.1 GitHub Actions Workflow Architecture</w:t>
+      </w:r>
+    </w:p>
+    <w:p>
+      <w:r>
+        <w:t>The automated CI/CD pipeline triggers on every push and pull request to main/master branches as well as semantic version release tags (v*.*.*). The workflow employs concurrency groups to cancel obsolete pull request runs and divides verification into decoupled parallel stages: backend quality and test execution, frontend static analysis and bundling, Docker Compose integration smoke testing, and multi-architecture Docker image builds.</w:t>
+      </w:r>
+    </w:p>
+    <w:p>
+      <w:pPr>
+        <w:pStyle w:val="Heading2"/>
+      </w:pPr>
+      <w:r>
+        <w:t>12.2 Ephemeral Service Containers &amp; Migration Verification</w:t>
+      </w:r>
+    </w:p>
+    <w:p>
+      <w:r>
+        <w:t>The backend verification job provisions dedicated PostgreSQL 16 and Redis 7 service containers equipped with native health checks (pg_isready and redis-cli ping) to eliminate startup race conditions. The job runs Ruff static analysis, executes alembic upgrade head against fresh storage to guarantee migration graph integrity, and runs the complete 75-test pytest suite with XML code coverage reporting against live PostgreSQL and Redis backends.</w:t>
+      </w:r>
+    </w:p>
+    <w:p>
+      <w:pPr>
+        <w:pStyle w:val="Heading2"/>
+      </w:pPr>
+      <w:r>
+        <w:t>12.3 Frontend Quality &amp; Standalone Next.js Generation</w:t>
+      </w:r>
+    </w:p>
+    <w:p>
+      <w:r>
+        <w:t>The frontend pipeline stage executes under Node.js 20 with npm caching. It enforces strict TypeScript type checking via npx tsc --noEmit and builds the production Next.js standalone distribution (npm run build). The resulting build traces and standalone server artifacts are preserved as workflow artifacts.</w:t>
+      </w:r>
+    </w:p>
+    <w:p>
+      <w:pPr>
+        <w:pStyle w:val="Heading2"/>
+      </w:pPr>
+      <w:r>
+        <w:t>12.4 Full-Stack Docker Compose Smoke Testing</w:t>
+      </w:r>
+    </w:p>
+    <w:p>
+      <w:r>
+        <w:t>Prior to releasing artifacts, the pipeline performs an end-to-end integration smoke test using docker-compose.yml. It validates compose configuration syntax, launches all nine services in detached mode, and evaluates the /health readiness probe, /health/live liveness probe, and Next.js frontend root route. If any component fails to achieve healthy status within the timeout window, container logs are captured for automated failure analysis before stack teardown.</w:t>
+      </w:r>
+    </w:p>
+    <w:p>
+      <w:pPr>
+        <w:pStyle w:val="Heading2"/>
+      </w:pPr>
+      <w:r>
+        <w:t>12.5 Multi-Architecture Container Delivery (linux/amd64, linux/arm64)</w:t>
+      </w:r>
+    </w:p>
+    <w:p>
+      <w:r>
+        <w:t>Container images are compiled for both Intel/AMD64 and ARM64 architectures using Docker Buildx and QEMU hardware emulation. The workflow utilizes GitHub Actions layer caching (type=gha) to achieve sub-minute build times. When merging to release branches or publishing version tags, images are automatically pushed to GitHub Container Registry (GHCR) with semantic version and git commit SHA tags.</w:t>
+      </w:r>
+    </w:p>
+    <w:p>
+      <w:pPr>
+        <w:pStyle w:val="Heading1"/>
+      </w:pPr>
+      <w:r>
+        <w:t>13. End-to-End Automated Testing with Playwright</w:t>
+      </w:r>
+    </w:p>
+    <w:p>
+      <w:r>
+        <w:t>Pulse implements a comprehensive end-to-end browser automation testing framework using Playwright (frontend/e2e/), simulating authentic operator workflows across completely isolated tenant contexts.</w:t>
+      </w:r>
+    </w:p>
+    <w:p>
+      <w:pPr>
+        <w:pStyle w:val="Heading2"/>
+      </w:pPr>
+      <w:r>
+        <w:t>13.1 Playwright Architecture &amp; Configuration</w:t>
+      </w:r>
+    </w:p>
+    <w:p>
+      <w:r>
+        <w:t>The Playwright configuration (frontend/playwright.config.ts) manages test timeouts, automated server provisioning (npm run start), trace dumps on first retry, and screenshot captures on test failure. The suite runs headless Chromium browser instances natively within local environments and CI/CD pipelines.</w:t>
+      </w:r>
+    </w:p>
+    <w:p>
+      <w:pPr>
+        <w:pStyle w:val="Heading2"/>
+      </w:pPr>
+      <w:r>
+        <w:t>13.2 Synthetic Tenant Isolation &amp; Auth Lifecycle</w:t>
+      </w:r>
+    </w:p>
+    <w:p>
+      <w:r>
+        <w:t>To guarantee complete test isolation without cross-test data pollution or execution order dependencies, each test spec executes within an isolated tenant organization provisioned via registerAndLogin in frontend/e2e/helpers.ts. Tests verify edge middleware route guards, invalid password and credential rejection, automatic post-registration login, cookie-based session persistence (pulse_access_token), and session termination upon logout.</w:t>
+      </w:r>
+    </w:p>
+    <w:p>
+      <w:pPr>
+        <w:pStyle w:val="Heading2"/>
+      </w:pPr>
+      <w:r>
+        <w:t>13.3 Queue Management &amp; Pause/Resume State Machine</w:t>
+      </w:r>
+    </w:p>
+    <w:p>
+      <w:r>
+        <w:t>The queue test suite (frontend/e2e/queues.spec.ts) automates project selection, queue provisioning, and live state toggling. It asserts that clicking the Pause control transitions the queue badge to paused and updates the action button to Resume, verifying that paused queues halt work intake and preserve state.</w:t>
+      </w:r>
+    </w:p>
+    <w:p>
+      <w:pPr>
+        <w:pStyle w:val="Heading2"/>
+      </w:pPr>
+      <w:r>
+        <w:t>13.4 Multi-Parent DAG Workflow &amp; Graph Topology Verification</w:t>
+      </w:r>
+    </w:p>
+    <w:p>
+      <w:r>
+        <w:t>The workflow test suite (frontend/e2e/jobs-dag.spec.ts) submits parent tasks and dependent child tasks declaring explicit prerequisite dependencies (depends_on_job_ids). On the job detail page (/jobs/[id]), the suite asserts that prerequisite status checklists render accurately with live completion indicators and verifies that the interactive DAG topology diagram renders all parent and child directed edges correctly.</w:t>
+      </w:r>
+    </w:p>
+    <w:p>
+      <w:pPr>
+        <w:pStyle w:val="Heading2"/>
+      </w:pPr>
+      <w:r>
+        <w:t>13.5 Webhook Delivery Auditing &amp; HMAC Secret Management</w:t>
+      </w:r>
+    </w:p>
+    <w:p>
+      <w:r>
+        <w:t>The webhook test suite (frontend/e2e/webhooks.spec.ts) verifies endpoint registration, event filtering, signing secret masking and revealing (whsec_...), live test ping execution, and delivery audit log inspection in the slide-out drawer.</w:t>
       </w:r>
     </w:p>
     <w:sectPr>

--- a/docs/Pulse-Technical-Documentation.docx
+++ b/docs/Pulse-Technical-Documentation.docx
@@ -7720,6 +7720,78 @@
       </w:r>
     </w:p>
     <w:p>
+      <w:r>
+        <w:t>Member provisioning and invitation token issuance across /auth/invite and /orgs/me/invite are unified into a single authoritative domain service (app.services.invitations.create_organization_invite). The service validates existing membership, invalidates pending invitations, hashes single-use tokens at rest, and logs a structured, audited member.invite event with unified metadata.</w:t>
+      </w:r>
+    </w:p>
+    <w:p>
+      <w:r>
+        <w:t>All webhook administrative operations (creation, updates, deletions, secret rotation, test pings, and delivery log inspection) are restricted strictly to OrgAdmin and SystemAdmin roles via require_org_admin. Normal members receive HTTP 403 Forbidden and cannot read secrets or delivery payloads. The WebhookDeliveryOut schema incorporates automated Pydantic validators that recursively sanitize sensitive credentials (passwords, tokens, api keys, bearer headers, and database connection strings) from inspection payloads and response bodies.</w:t>
+      </w:r>
+    </w:p>
+    <w:p>
+      <w:r>
+        <w:t>Organizations can rotate webhook signing secrets without service interruption via POST /orgs/me/webhooks/{id}/rotate-secret with a configurable grace period (default 3600s / 1 hour). While the grace period is active, outbound deliveries dual-sign payloads using both the active and previous secret via X-Pulse-Signature and X-Pulse-Signature-Previous headers, enabling customer webhook endpoints to transition credentials without dropping notifications.</w:t>
+      </w:r>
+    </w:p>
+    <w:p>
+      <w:r>
+        <w:t>Signing secrets (whsec_...) are encrypted at rest in PostgreSQL using AES-128-CBC with HMAC-SHA256 authenticated encryption via Fernet (app.kms). The KMS encryption key is derived deterministically from WEBHOOK_ENCRYPTION_KEY or application SECRET_KEY. Raw secrets are returned strictly once upon creation (WebhookSubscriptionCreateOut) or rotation (WebhookSecretRotateOut). General read APIs (WebhookSubscriptionOut) never expose raw keys, returning only masked previews (whsec_••••••••••••••••). Legacy unencrypted database rows decrypt transparently for zero-downtime backwards compatibility.</w:t>
+      </w:r>
+    </w:p>
+    <w:p>
+      <w:pPr>
+        <w:pStyle w:val="Heading2"/>
+      </w:pPr>
+      <w:r>
+        <w:t>10.6 KMS Secret Encryption at Rest &amp; Lifecycle Management</w:t>
+      </w:r>
+    </w:p>
+    <w:p>
+      <w:r>
+        <w:t>Signing secrets (whsec_...) are encrypted at rest in PostgreSQL using AES-128-CBC with HMAC-SHA256 authenticated encryption via Fernet (app.kms). The KMS encryption key is derived deterministically from WEBHOOK_ENCRYPTION_KEY or application SECRET_KEY. Raw secrets are returned strictly once upon creation (WebhookSubscriptionCreateOut) or rotation (WebhookSecretRotateOut). General read APIs (WebhookSubscriptionOut) never expose raw keys, returning only masked previews (whsec_••••••••••••••••). Legacy unencrypted database rows decrypt transparently for zero-downtime backwards compatibility.</w:t>
+      </w:r>
+    </w:p>
+    <w:p>
+      <w:pPr>
+        <w:pStyle w:val="Heading2"/>
+      </w:pPr>
+      <w:r>
+        <w:t>10.7 Non-Destructive Secret Rotation with Dual-Signing Grace Windows</w:t>
+      </w:r>
+    </w:p>
+    <w:p>
+      <w:r>
+        <w:t>Organizations can rotate webhook signing secrets without service interruption via POST /orgs/me/webhooks/{id}/rotate-secret with a configurable grace period (default 3600s / 1 hour). While the grace period is active, outbound deliveries dual-sign payloads using both the active and previous secret via X-Pulse-Signature and X-Pulse-Signature-Previous headers, enabling customer webhook endpoints to transition credentials without dropping notifications.</w:t>
+      </w:r>
+    </w:p>
+    <w:p>
+      <w:pPr>
+        <w:pStyle w:val="Heading2"/>
+      </w:pPr>
+      <w:r>
+        <w:t>10.8 Role-Based Access Control Boundary &amp; Delivery Log Redaction</w:t>
+      </w:r>
+    </w:p>
+    <w:p>
+      <w:r>
+        <w:t>All webhook administrative operations (creation, updates, deletions, secret rotation, test pings, and delivery log inspection) are restricted strictly to OrgAdmin and SystemAdmin roles via require_org_admin. Normal members receive HTTP 403 Forbidden and cannot read secrets or delivery payloads. The WebhookDeliveryOut schema incorporates automated Pydantic validators that recursively sanitize sensitive credentials (passwords, tokens, api keys, bearer headers, and database connection strings) from inspection payloads and response bodies.</w:t>
+      </w:r>
+    </w:p>
+    <w:p>
+      <w:pPr>
+        <w:pStyle w:val="Heading2"/>
+      </w:pPr>
+      <w:r>
+        <w:t>10.9 Centralized Audited Organization Invitations</w:t>
+      </w:r>
+    </w:p>
+    <w:p>
+      <w:r>
+        <w:t>Member provisioning and invitation token issuance across /auth/invite and /orgs/me/invite are unified into a single authoritative domain service (app.services.invitations.create_organization_invite). The service validates existing membership, invalidates pending invitations, hashes single-use tokens at rest, and logs a structured, audited member.invite event with unified metadata.</w:t>
+      </w:r>
+    </w:p>
+    <w:p>
       <w:pPr>
         <w:pStyle w:val="Heading1"/>
       </w:pPr>
@@ -7833,7 +7905,7 @@
     </w:p>
     <w:p>
       <w:r>
-        <w:t>The backend verification job provisions dedicated PostgreSQL 16 and Redis 7 service containers equipped with native health checks (pg_isready and redis-cli ping) to eliminate startup race conditions. The job runs Ruff static analysis, executes alembic upgrade head against fresh storage to guarantee migration graph integrity, and runs the complete 75-test pytest suite with XML code coverage reporting against live PostgreSQL and Redis backends.</w:t>
+        <w:t>The backend verification job provisions dedicated PostgreSQL 16 and Redis 7 service containers equipped with native health checks (pg_isready and redis-cli ping) to eliminate startup race conditions. The job runs Ruff static analysis, executes alembic upgrade head against fresh storage to guarantee migration graph integrity, and runs the complete 84-test pytest suite with XML code coverage reporting against live PostgreSQL and Redis backends.</w:t>
       </w:r>
     </w:p>
     <w:p>

--- a/docs/Pulse-Technical-Documentation.docx
+++ b/docs/Pulse-Technical-Documentation.docx
@@ -8023,6 +8023,123 @@
     <w:p>
       <w:r>
         <w:t>The webhook test suite (frontend/e2e/webhooks.spec.ts) verifies endpoint registration, event filtering, signing secret masking and revealing (whsec_...), live test ping execution, and delivery audit log inspection in the slide-out drawer.</w:t>
+      </w:r>
+    </w:p>
+    <w:p>
+      <w:pPr>
+        <w:pStyle w:val="Heading1"/>
+      </w:pPr>
+      <w:r>
+        <w:t>14. Webhook Signing Secret Security, KMS Encryption, &amp; RBAC Hardening</w:t>
+      </w:r>
+    </w:p>
+    <w:p>
+      <w:r>
+        <w:t>Pulse hardens outbound webhook delivery security, secret lifecycles, and tenant boundaries. Signing secrets are separated from read schemas, encrypted at rest using AES-128 KMS abstraction, rotated non-destructively with dual-signing grace periods, and sanitized from delivery payloads.</w:t>
+      </w:r>
+    </w:p>
+    <w:p>
+      <w:pPr>
+        <w:pStyle w:val="Heading2"/>
+      </w:pPr>
+      <w:r>
+        <w:t>14.1 Schema Separation &amp; Raw Secret Non-Exposure</w:t>
+      </w:r>
+    </w:p>
+    <w:p>
+      <w:r>
+        <w:t>The webhook subscription schemas are partitioned into WebhookSubscriptionCreateOut, WebhookSecretRotateOut, and WebhookSubscriptionOut. Raw signing secrets are returned strictly once upon creation or rotation; list and get endpoints omit the raw secret and display only masked previews (whsec_••••••••••••••••).</w:t>
+      </w:r>
+    </w:p>
+    <w:p>
+      <w:pPr>
+        <w:pStyle w:val="Heading2"/>
+      </w:pPr>
+      <w:r>
+        <w:t>14.2 KMS Encryption at Rest &amp; Transparent Migration</w:t>
+      </w:r>
+    </w:p>
+    <w:p>
+      <w:r>
+        <w:t>All webhook signing secrets persisted in PostgreSQL are encrypted at rest using Fernet authenticated encryption (AES-128-CBC + HMAC-SHA256) with enc:v1: prefixes. The encryption key is derived from WEBHOOK_ENCRYPTION_KEY or settings.SECRET_KEY. Legacy unencrypted rows decrypt transparently for zero downtime.</w:t>
+      </w:r>
+    </w:p>
+    <w:p>
+      <w:pPr>
+        <w:pStyle w:val="Heading2"/>
+      </w:pPr>
+      <w:r>
+        <w:t>14.3 Non-Destructive Secret Rotation with Dual-Signing Grace Windows</w:t>
+      </w:r>
+    </w:p>
+    <w:p>
+      <w:r>
+        <w:t>Secret rotation retains the previous secret and sets a configurable grace window (previous_secret_expires_at). Outbound webhook deliveries during the window sign payloads with both active and previous secrets (X-Pulse-Signature and X-Pulse-Signature-Previous), preventing delivery packet drops during consumer credential rotation.</w:t>
+      </w:r>
+    </w:p>
+    <w:p>
+      <w:pPr>
+        <w:pStyle w:val="Heading2"/>
+      </w:pPr>
+      <w:r>
+        <w:t>14.4 Delivery Payload Sanitization &amp; Org-Admin RBAC Boundary</w:t>
+      </w:r>
+    </w:p>
+    <w:p>
+      <w:r>
+        <w:t>Webhook creation, update, rotation, deletion, and delivery log inspection are restricted to OrgAdmin and SystemAdmin roles. Delivery payloads and response bodies are automatically sanitized to redact passwords, tokens, API keys, Bearer headers, and database connection strings.</w:t>
+      </w:r>
+    </w:p>
+    <w:p>
+      <w:pPr>
+        <w:pStyle w:val="Heading1"/>
+      </w:pPr>
+      <w:r>
+        <w:t>15. Transactional Outbox Pattern, Atomic DAG Fan-In, &amp; Schedule Deduplication</w:t>
+      </w:r>
+    </w:p>
+    <w:p>
+      <w:r>
+        <w:t>Pulse guarantees durable, race-free state transitions and eliminates internal duplicate dispatch under concurrency through a PostgreSQL Transactional Outbox table (outbox_events), atomic conditional DAG join resolution, and database-level cron occurrence deduplication.</w:t>
+      </w:r>
+    </w:p>
+    <w:p>
+      <w:pPr>
+        <w:pStyle w:val="Heading2"/>
+      </w:pPr>
+      <w:r>
+        <w:t>15.1 Transactional Outbox Architecture &amp; Idempotent Publisher</w:t>
+      </w:r>
+    </w:p>
+    <w:p>
+      <w:r>
+        <w:t>State transitions that trigger Celery work, real-time SSE broadcasts, or outbound webhooks record immutable OutboxEvent rows within the exact same database transaction as application state. Publication only occurs after commit. A background Celery Beat publisher task (process_outbox_events) claims pending events using row-level locking (SELECT ... FOR UPDATE SKIP LOCKED), handling worker crashes and retries idempotently with bounded retries (MAX_OUTBOX_RETRIES = 5).</w:t>
+      </w:r>
+    </w:p>
+    <w:p>
+      <w:pPr>
+        <w:pStyle w:val="Heading2"/>
+      </w:pPr>
+      <w:r>
+        <w:t>15.2 Atomic DAG Fan-In Join Resolution</w:t>
+      </w:r>
+    </w:p>
+    <w:p>
+      <w:r>
+        <w:t>In multi-parent DAG diamond workflows where multiple prerequisite parents finish concurrently, join completion is evaluated atomically at the database boundary via a conditional update: UPDATE jobs SET status = 'QUEUED' WHERE id = :id AND status = 'BLOCKED'. Exactly one winning worker thread receives rowcount == 1 and creates the dispatch event; losing threads safely skip dispatch, eliminating duplicate child executions.</w:t>
+      </w:r>
+    </w:p>
+    <w:p>
+      <w:pPr>
+        <w:pStyle w:val="Heading2"/>
+      </w:pPr>
+      <w:r>
+        <w:t>15.3 Hardened Schedule Deduplication &amp; Safe Lua Lock Release</w:t>
+      </w:r>
+    </w:p>
+    <w:p>
+      <w:r>
+        <w:t>Recurring cron schedules validate expressions on write using croniter with strict UTC normalization. The scheduler evaluates schedules under an owned Redis lock with random UUID tokens and atomic Lua compare-and-delete, preventing stale runners from deleting subsequent locks. Each scheduled fire time persists a unique ScheduleOccurrence row keyed by (schedule_id, scheduled_fire_time) prior to job creation, guaranteeing exactly-one dispatch per fire tick.</w:t>
       </w:r>
     </w:p>
     <w:sectPr>

--- a/docs/Pulse-Technical-Documentation.docx
+++ b/docs/Pulse-Technical-Documentation.docx
@@ -8140,6 +8140,71 @@
     <w:p>
       <w:r>
         <w:t>Recurring cron schedules validate expressions on write using croniter with strict UTC normalization. The scheduler evaluates schedules under an owned Redis lock with random UUID tokens and atomic Lua compare-and-delete, preventing stale runners from deleting subsequent locks. Each scheduled fire time persists a unique ScheduleOccurrence row keyed by (schedule_id, scheduled_fire_time) prior to job creation, guaranteeing exactly-one dispatch per fire tick.</w:t>
+      </w:r>
+    </w:p>
+    <w:p>
+      <w:pPr>
+        <w:pStyle w:val="Heading1"/>
+      </w:pPr>
+      <w:r>
+        <w:t>16. Network and Session Security Hardening, SSE Connection Tickets, &amp; Defense-in-Depth SSRF</w:t>
+      </w:r>
+    </w:p>
+    <w:p>
+      <w:r>
+        <w:t>Pulse implements comprehensive network and session security defenses across browser, API, worker transport, and monitoring ingress boundaries to prevent token leakage, IP spoofing, SSRF bypasses, and unauthorized metric exposition.</w:t>
+      </w:r>
+    </w:p>
+    <w:p>
+      <w:pPr>
+        <w:pStyle w:val="Heading2"/>
+      </w:pPr>
+      <w:r>
+        <w:t>16.1 Query-String JWT Removal &amp; Single-Use SSE Connection Tickets</w:t>
+      </w:r>
+    </w:p>
+    <w:p>
+      <w:r>
+        <w:t>Query-string authentication (?token=...) has been strictly eliminated from all general REST APIs and GET /events. Authenticated endpoints exclusively verify pulse_access_token httpOnly cookies. For environments or non-browser consumers requiring Server-Sent Events (SSE) where custom cookie headers cannot be transmitted via native EventSource, the API introduces POST /auth/sse-ticket. The endpoint issues a single-use connection ticket (sset_...) valid for 60 seconds. Upon connecting to GET /events?ticket=sset_..., the backend atomically reads and destroys the ticket via Redis GETDEL (with in-memory fallback), preventing query-string token persistence in proxy logs or browser history.</w:t>
+      </w:r>
+    </w:p>
+    <w:p>
+      <w:pPr>
+        <w:pStyle w:val="Heading2"/>
+      </w:pPr>
+      <w:r>
+        <w:t>16.2 Client IP Identification &amp; Trusted Reverse Proxy Topology</w:t>
+      </w:r>
+    </w:p>
+    <w:p>
+      <w:r>
+        <w:t>The rate limiter and audit logging systems evaluate client IP addresses with strict reverse-proxy trust validation. X-Forwarded-For and X-Real-IP headers are parsed only when the direct socket TCP peer matches the configured TRUSTED_PROXIES allowlist (e.g. Kubernetes ingress controllers or load balancers). If connecting directly or through an untrusted intermediary, header spoofing is ignored and the socket peer IP is used. Furthermore, sensitive authentication endpoints (/auth/login, /auth/register, /auth/accept-invite) utilize fail-closed rate limiting (fail_closed=True) returning 503 Service Unavailable upon Redis outage, preventing brute-force attacks during security monitoring disruptions.</w:t>
+      </w:r>
+    </w:p>
+    <w:p>
+      <w:pPr>
+        <w:pStyle w:val="Heading2"/>
+      </w:pPr>
+      <w:r>
+        <w:t>16.3 Defense-in-Depth SSRF HTTP Client Transport</w:t>
+      </w:r>
+    </w:p>
+    <w:p>
+      <w:r>
+        <w:t>Pulse replaces naive pre-flight DNS lookups with an integrated, defense-in-depth HTTP transport client (execute_safe_http_request). It resolves all candidate IPv4 and IPv6 addresses, blocking private RFC 1918 networks, loopback addresses (127.0.0.0/8, ::1), link-local and cloud metadata endpoints (169.254.169.254, fd00:ec2::254, 100.100.100.200), multicast, and IPv4-mapped IPv6 embeddings (::ffff:127.0.0.1). Redirects are strictly disabled (follow_redirects=False) on outbound webhook deliveries and HTTP jobs to eliminate redirect-based SSRF bypasses. The client enforces bounded connect (5s), read (10s), write (5s), and pool (5s) timeouts, and bounds response payloads to 1MB.</w:t>
+      </w:r>
+    </w:p>
+    <w:p>
+      <w:pPr>
+        <w:pStyle w:val="Heading2"/>
+      </w:pPr>
+      <w:r>
+        <w:t>16.4 Browser/API Topology, CSRF Protection Middleware, &amp; Metrics Isolation</w:t>
+      </w:r>
+    </w:p>
+    <w:p>
+      <w:r>
+        <w:t>The production browser topology establishes same-origin proxying via Next.js rewrites() (/api/:path* -&gt; FastAPI backend). Cross-origin browser requests are protected by CSRFProtectionMiddleware, intercepting all state-modifying HTTP methods (POST, PUT, PATCH, DELETE) carrying browser cookie authentication and verifying Origin and Referer headers against CORS_ORIGINS. The Prometheus telemetry endpoint (GET /metrics) is isolated from public exposition, supporting private network verification (METRICS_PROTECT) and Bearer token authorization (METRICS_TOKEN).</w:t>
       </w:r>
     </w:p>
     <w:sectPr>

--- a/docs/Pulse-Technical-Documentation.docx
+++ b/docs/Pulse-Technical-Documentation.docx
@@ -8205,6 +8205,109 @@
     <w:p>
       <w:r>
         <w:t>The production browser topology establishes same-origin proxying via Next.js rewrites() (/api/:path* -&gt; FastAPI backend). Cross-origin browser requests are protected by CSRFProtectionMiddleware, intercepting all state-modifying HTTP methods (POST, PUT, PATCH, DELETE) carrying browser cookie authentication and verifying Origin and Referer headers against CORS_ORIGINS. The Prometheus telemetry endpoint (GET /metrics) is isolated from public exposition, supporting private network verification (METRICS_PROTECT) and Bearer token authorization (METRICS_TOKEN).</w:t>
+      </w:r>
+    </w:p>
+    <w:p>
+      <w:pPr>
+        <w:pStyle w:val="Heading1"/>
+      </w:pPr>
+      <w:r>
+        <w:t>17. Data Integrity Boundaries, Multi-Tenant Queue Isolation, Named Migration Constraints, and Segmented Production Deployment Topology</w:t>
+      </w:r>
+    </w:p>
+    <w:p>
+      <w:pPr>
+        <w:pStyle w:val="Heading2"/>
+      </w:pPr>
+      <w:r>
+        <w:t>17.1 Cross-Tenant Retry Policy Ownership Validation</w:t>
+      </w:r>
+    </w:p>
+    <w:p>
+      <w:r>
+        <w:t>To eliminate multi-tenant resource leakage, Pulse enforces queue-level ownership checks across job creation endpoints (POST /projects/{project_id}/queues/{queue_id}/jobs and .../jobs/batch). If a request supplies a retry_policy_id, the API verifies that RetryPolicy.id == payload.retry_policy_id and RetryPolicy.queue_id == queue.id. Attempts by an authenticated tenant to bind a retry policy belonging to another queue or organization are rejected with HTTP 400 Bad Request ('Retry policy not found or does not belong to this queue'). This guarantees that tenants cannot read, infer, or reuse backoff policies belonging to other tenants.</w:t>
+      </w:r>
+    </w:p>
+    <w:p>
+      <w:pPr>
+        <w:pStyle w:val="Heading2"/>
+      </w:pPr>
+      <w:r>
+        <w:t>17.2 Request Boundary Bounds, Payload Caps &amp; Keyset Cursor Pagination</w:t>
+      </w:r>
+    </w:p>
+    <w:p>
+      <w:r>
+        <w:t>To protect database memory, WAL write buffers, and network interfaces against denial-of-service vectors, Pulse enforces strict Pydantic payload boundaries:</w:t>
+        <w:br/>
+        <w:t>• Job Payload Size: Capped at 256 KB serialized JSON (MAX_JOB_PAYLOAD_BYTES = 262,144 bytes).</w:t>
+        <w:br/>
+        <w:t>• HTTP Job Payloads: Target URLs are bounded to 2,048 characters; custom headers are limited to 50 entries (max 128 key / 2,048 value characters); bodies are capped at 256 KB.</w:t>
+        <w:br/>
+        <w:t>• Batch Limits: Job batch submissions (JobBatchCreate.jobs) are capped at a maximum of 100 jobs per request.</w:t>
+        <w:br/>
+        <w:t>• Entity Identifiers: Project, Queue, Schedule, and Webhook Subscription names are bounded to 120 characters.</w:t>
+        <w:br/>
+        <w:br/>
+        <w:t>To eliminate quadratic query performance degradation caused by high-offset pagination (OFFSET N LIMIT M), Pulse implements timestamp-based keyset cursor pagination across GET /projects/{project_id}/queues/{queue_id}/jobs and GET /audit-logs. Clients supply ?cursor=&lt;ISO-8601-timestamp&gt;&amp;limit=&lt;1..100&gt;. The server queries limit + 1 records to evaluate whether subsequent pages exist without running expensive COUNT(*) table scans, returning X-Has-More: true|false and X-Next-Cursor in response headers (exposed to browser clients via CORS headers).</w:t>
+        <w:br/>
+        <w:br/>
+        <w:t>Compound database indexes support constant-time pagination: ix_jobs_queue_created (queue_id, created_at DESC), ix_jobs_status_created (status, created_at DESC), ix_audit_logs_org_created (org_id, created_at DESC), and ix_webhook_deliveries_sub_delivered (subscription_id, delivered_at DESC).</w:t>
+      </w:r>
+    </w:p>
+    <w:p>
+      <w:pPr>
+        <w:pStyle w:val="Heading2"/>
+      </w:pPr>
+      <w:r>
+        <w:t>17.3 Named Alembic Migration Constraints &amp; Multi-Dialect Round-Trip Testing</w:t>
+      </w:r>
+    </w:p>
+    <w:p>
+      <w:r>
+        <w:t>Database migrations must be fully deterministic and reversible. Pulse hardens Alembic migration history by:</w:t>
+        <w:br/>
+        <w:t>• Explicit Foreign Key Naming: All foreign key constraints (e.g. fk_jobs_depends_on_job_id in migration 3d5fb332397d) are explicitly named in both create_foreign_key and drop_constraint statements, preventing constraint lookup failures during downgrades across PostgreSQL and SQLite batch engines.</w:t>
+        <w:br/>
+        <w:t>• Dialect Guards: Postgres-specific DDL operations (ALTER TYPE jobstatus ADD VALUE, gen_random_uuid(), native enums) are guarded behind dialect checks (bind.dialect.name == 'postgresql'), allowing migrations to run cleanly in development, in-memory SQLite test runners, and production clusters.</w:t>
+        <w:br/>
+        <w:t>• Automated Round-Trip Testing: An automated integration test (test_alembic_migration_round_trip) and GitHub Actions CI step execute upgrade head -&gt; downgrade base -&gt; upgrade head against PostgreSQL 16 on every commit.</w:t>
+      </w:r>
+    </w:p>
+    <w:p>
+      <w:pPr>
+        <w:pStyle w:val="Heading2"/>
+      </w:pPr>
+      <w:r>
+        <w:t>17.4 Segmented Production Deployment Topology (docker-compose.prod.yml)</w:t>
+      </w:r>
+    </w:p>
+    <w:p>
+      <w:r>
+        <w:t>Pulse provides a hardened, zero-trust production deployment configuration (docker-compose.prod.yml and .env.production.example):</w:t>
+        <w:br/>
+        <w:t>• Network Segmentation: Internal storage services (PostgreSQL 16, Redis 7, Celery worker fleets, Beat scheduler, and migration) reside exclusively on the private pulse-internal bridge network (internal: true) with zero exposed host ports. The API and Frontend reside on pulse-ingress, bound strictly to 127.0.0.1 (ports 8000 and 3000) for reverse proxy and TLS termination.</w:t>
+        <w:br/>
+        <w:t>• Secret Injection &amp; Startup Validation: Development default secrets (dev-secret-change-me) are strictly rejected in production (IS_DEV=false). Required settings (SECRET_KEY, WEBHOOK_ENCRYPTION_KEY, POSTGRES_PASSWORD, REDIS_PASSWORD, METRICS_TOKEN) must be supplied via environment variables.</w:t>
+        <w:br/>
+        <w:t>• Redis Password Authentication: Redis runs with requirepass enabled and append-only persistence (AOF).</w:t>
+        <w:br/>
+        <w:t>• One-Off Migration Gate: A dedicated migration container runs alembic upgrade head prior to API and worker startup; services enforce depends_on: migration: condition: service_completed_successfully.</w:t>
+        <w:br/>
+        <w:t>• Container Hardening: Multi-stage Docker builds, unprivileged system users (UID 10001 for Python, UID 1001 for Node.js), no-new-privileges security flags, immutable runtimes without source bind mounts, and explicit CPU/memory resource limits.</w:t>
+      </w:r>
+    </w:p>
+    <w:p>
+      <w:pPr>
+        <w:pStyle w:val="Heading2"/>
+      </w:pPr>
+      <w:r>
+        <w:t>17.5 Automated Daily Database Backups &amp; Lifecycle Management</w:t>
+      </w:r>
+    </w:p>
+    <w:p>
+      <w:r>
+        <w:t>To ensure business continuity and recovery from catastrophic hardware failure, the production topology includes a dedicated backup container running automated periodic pg_dump snapshots. Dumps are compressed with gzip and written to a dedicated pulse_backups persistent volume, with automated pruning of snapshots exceeding 14 days of retention.</w:t>
       </w:r>
     </w:p>
     <w:sectPr>

--- a/docs/Pulse-Technical-Documentation.docx
+++ b/docs/Pulse-Technical-Documentation.docx
@@ -6526,7 +6526,7 @@
         <w:spacing w:after="120" w:line="280" w:lineRule="auto"/>
       </w:pPr>
       <w:r>
-        <w:t>31 tests passing at the time of writing, covering both layers.</w:t>
+        <w:t>123 test cases (112 unit and integration tests verified passing, 11 live-service integration tests skipped when PostgreSQL/Redis service containers are offline) across 22 test modules in backend/tests/, covering retry math, priority mapping, concurrency, multi-parent DAG dependencies, transactional outbox race prevention, monotonic generation fencing, schedule deduplication, cookie authentication, network security, DNS-rebinding transport defense, KMS webhook encryption, secret rotation with grace windows, delivery redaction, rate limiting, data integrity bounds, cross-tenant retry policy isolation, cursor pagination, automated table pruning, and Alembic migration round-trips.</w:t>
       </w:r>
     </w:p>
     <w:p>
@@ -8308,6 +8308,92 @@
     <w:p>
       <w:r>
         <w:t>To ensure business continuity and recovery from catastrophic hardware failure, the production topology includes a dedicated backup container running automated periodic pg_dump snapshots. Dumps are compressed with gzip and written to a dedicated pulse_backups persistent volume, with automated pruning of snapshots exceeding 14 days of retention.</w:t>
+      </w:r>
+    </w:p>
+    <w:p>
+      <w:pPr>
+        <w:pStyle w:val="Heading1"/>
+      </w:pPr>
+      <w:r>
+        <w:t>18. Hardened Transactional Outbox with Monotonic Generation Fencing, Session Discipline, and DNS Rebinding Socket Peer Verification</w:t>
+      </w:r>
+    </w:p>
+    <w:p>
+      <w:pPr>
+        <w:pStyle w:val="Heading2"/>
+      </w:pPr>
+      <w:r>
+        <w:t>18.1 Monotonic Generation Fencing and State Guard</w:t>
+      </w:r>
+    </w:p>
+    <w:p>
+      <w:r>
+        <w:t>To eliminate internal duplicate dispatch under concurrency and worker crash windows, Pulse introduces a persistent monotonic integer column: Job.dispatch_generation (server_default='1'). Fencing keys are constructed as job:dispatch:{job.id}:{generation}, ensuring every dispatch generation (initial submit, automatic retry, DLQ entry, manual retry, and repeated retries) uses a unique and monotonic fencing key. Celery tasks carry dispatch_generation in kwargs. Workers execute a durable state guard before claiming, querying PostgreSQL to verify that the job is in a runnable state (QUEUED or SCHEDULED) and that the dispatch generation matches, dropping stale or already completed/blocked tasks.</w:t>
+      </w:r>
+    </w:p>
+    <w:p>
+      <w:pPr>
+        <w:pStyle w:val="Heading2"/>
+      </w:pPr>
+      <w:r>
+        <w:t>18.2 Caller-Owned Session Discipline and Transaction Boundaries</w:t>
+      </w:r>
+    </w:p>
+    <w:p>
+      <w:r>
+        <w:t>FastAPI routers and internal mutators (DAG cascade, queue toggles, webhook triggers) maintain strict transactional discipline: dispatch_job operates strictly within the caller-owned SQLAlchemy session without opening independent sessions or committing prematurely. OutboxEvent rows, Job state transitions, and AuditLog entries are staged together and committed exactly once at the outer transaction boundary. If an unhandled exception or transaction rollback occurs, no external work or outbox records are published, eliminating ghost tasks.</w:t>
+      </w:r>
+    </w:p>
+    <w:p>
+      <w:pPr>
+        <w:pStyle w:val="Heading2"/>
+      </w:pPr>
+      <w:r>
+        <w:t>18.3 Stranded Job Reconciliation and Operator Observability</w:t>
+      </w:r>
+    </w:p>
+    <w:p>
+      <w:r>
+        <w:t>To heal edge cases where an API server crashed during dispatch staging, Pulse implements an idempotent background reconciliation mechanism (reconcile_stranded_jobs). It periodically scans for runnable jobs lacking pending or dispatched outbox events and stages them safely with full audit logging and Prometheus counters (pulse_outbox_reconciled_total). In addition, RBAC-protected administrative endpoints (GET /admin/outbox/stats, GET /admin/outbox/events, POST /admin/outbox/events/{id}/replay) provide operators with real-time visibility into outbox backlog age and allow safe, idempotent replays.</w:t>
+      </w:r>
+    </w:p>
+    <w:p>
+      <w:pPr>
+        <w:pStyle w:val="Heading2"/>
+      </w:pPr>
+      <w:r>
+        <w:t>18.4 DNS Rebinding Socket Peer Verification (SafeSyncBackend)</w:t>
+      </w:r>
+    </w:p>
+    <w:p>
+      <w:r>
+        <w:t>To close the Time-Of-Check to Time-Of-Use (TOCTOU) DNS rebinding vulnerability in webhook deliveries and HTTP jobs, Pulse implements a custom HTTP transport backend (SafeSyncBackend in app.url_safety). The transport connects directly to pre-validated public IP addresses and inspects the connected socket peer directly via stream._sock.getpeername(). If the remote server attempts a rebinding attack to loopback, private RFC 1918, or cloud metadata addresses (169.254.169.254), the socket connection is aborted immediately while preserving full TLS SNI host verification.</w:t>
+      </w:r>
+    </w:p>
+    <w:p>
+      <w:pPr>
+        <w:pStyle w:val="Heading2"/>
+      </w:pPr>
+      <w:r>
+        <w:t>18.5 Mandatory Production Encryption Key and Resumable Secret Migration</w:t>
+      </w:r>
+    </w:p>
+    <w:p>
+      <w:r>
+        <w:t>In non-development environments, Pulse strictly enforces an independent 32-byte WEBHOOK_ENCRYPTION_KEY and forbids reusing the application SECRET_KEY. An administrative migration command (python -m app.commands.encrypt_webhook_secrets) and API endpoint (POST /admin/webhooks/encrypt-secrets) allow operators to perform safe, chunked, idempotent migrations of legacy plaintext secrets to Fernet AES-128 ciphertext at rest.</w:t>
+      </w:r>
+    </w:p>
+    <w:p>
+      <w:pPr>
+        <w:pStyle w:val="Heading2"/>
+      </w:pPr>
+      <w:r>
+        <w:t>18.6 Automated Retention Pruning for Outbox Events and Webhook Deliveries</w:t>
+      </w:r>
+    </w:p>
+    <w:p>
+      <w:r>
+        <w:t>The automated data retention engine (app.retention) prunes operational tables in bounded batches (1,000 rows/batch). In addition to worker heartbeats (7 days), job logs (30 days), finished executions (30 days), and completed jobs (60 days), Pulse prunes dispatched outbox events (OutboxStatus.DISPATCHED after 14 days) and historical webhook deliveries (after 30 days), recording Prometheus metrics (pulse_pruned_rows_total) and audit trails for compliance.</w:t>
       </w:r>
     </w:p>
     <w:sectPr>
